--- a/res/synthetic_fascicoli/fascicoli/fascicolo_sintetico_020/sentenza.docx
+++ b/res/synthetic_fascicoli/fascicoli/fascicolo_sintetico_020/sentenza.docx
@@ -338,7 +338,7 @@
               <w:rStyle w:val="PlaceholderText"/>
               <w:lang w:val="en-US"/>
             </w:rPr>
-            <w:t>367/2025</w:t>
+            <w:t>933/2024</w:t>
           </w:r>
         </w:sdtContent>
       </w:sdt>
@@ -400,7 +400,7 @@
               <w:rStyle w:val="PlaceholderText"/>
               <w:lang w:val="en-US"/>
             </w:rPr>
-            <w:t>Elena Ana Rossi</w:t>
+            <w:t>Mateus Mendes-Souza</w:t>
           </w:r>
         </w:sdtContent>
       </w:sdt>
@@ -444,7 +444,7 @@
               <w:rStyle w:val="PlaceholderText"/>
               <w:lang w:val="en-US"/>
             </w:rPr>
-            <w:t>Sara Marini</w:t>
+            <w:t>Renata Nunes, Diego Costa</w:t>
           </w:r>
         </w:sdtContent>
       </w:sdt>
@@ -588,7 +588,7 @@
               <w:rStyle w:val="PlaceholderText"/>
               <w:lang w:val="en-US"/>
             </w:rPr>
-            <w:t/>
+            <w:t>Renata Araujo, Pedro Lima</w:t>
           </w:r>
         </w:p>
       </w:sdtContent>
@@ -624,7 +624,7 @@
               <w:rStyle w:val="PlaceholderText"/>
               <w:lang w:val="en-US"/>
             </w:rPr>
-            <w:t/>
+            <w:t>con il patrocinio dell'Avv.</w:t>
           </w:r>
         </w:p>
       </w:sdtContent>
@@ -805,7 +805,7 @@
             <w:rPr>
               <w:rStyle w:val="PlaceholderText"/>
             </w:rPr>
-            <w:t>07-01-2024</w:t>
+            <w:t>30-07-2024</w:t>
           </w:r>
         </w:sdtContent>
       </w:sdt>
@@ -866,7 +866,7 @@
               <w:rStyle w:val="PlaceholderText"/>
               <w:lang w:val="en-US"/>
             </w:rPr>
-            <w:t/>
+            <w:t>1.1.1. In data 14-03-2025, Renata Araujo è intervenuto volontariamente in giudizio, in qualità di discendente dal medesimo avo.[ 1.1.1. In data 22-05-2024, Pedro Lima è intervenuto volontariamente in giudizio, in qualità di discendente dal medesimo avo.[</w:t>
           </w:r>
         </w:p>
       </w:sdtContent>
@@ -909,7 +909,7 @@
               <w:rStyle w:val="PlaceholderText"/>
               <w:lang w:val="en-US"/>
             </w:rPr>
-            <w:t>Il Ministero dell'Interno, tramite l'Avvocatura Distrettuale dello Stato di Brescia, si è costituito in giudizio il 30-09-2024.</w:t>
+            <w:t>Nonostante la regolare notificazione del ricorso, il Ministero dell'Interno non si è costituito.</w:t>
           </w:r>
         </w:sdtContent>
       </w:sdt>
@@ -950,7 +950,7 @@
             <w:rPr>
               <w:rStyle w:val="PlaceholderText"/>
             </w:rPr>
-            <w:t>NO</w:t>
+            <w:t>SI</w:t>
           </w:r>
         </w:sdtContent>
       </w:sdt>
@@ -1034,7 +1034,7 @@
             <w:rPr>
               <w:rStyle w:val="PlaceholderText"/>
             </w:rPr>
-            <w:t>Marco Carlo Moretti</w:t>
+            <w:t>Carolina Luz Souza</w:t>
           </w:r>
         </w:sdtContent>
       </w:sdt>
@@ -1092,7 +1092,7 @@
               <w:rStyle w:val="PlaceholderText"/>
               <w:lang w:val="en-US"/>
             </w:rPr>
-            <w:t>Mantova</w:t>
+            <w:t>Bergamo</w:t>
           </w:r>
         </w:sdtContent>
       </w:sdt>
@@ -1149,7 +1149,7 @@
               <w:rStyle w:val="PlaceholderText"/>
               <w:lang w:val="en-US"/>
             </w:rPr>
-            <w:t>25-06-1855</w:t>
+            <w:t>19-06-1940</w:t>
           </w:r>
         </w:sdtContent>
       </w:sdt>
@@ -1368,7 +1368,7 @@
               <w:rStyle w:val="PlaceholderText"/>
               <w:lang w:val="en-US"/>
             </w:rPr>
-            <w:t>Linea di discendenza allegata: Marco Carlo Moretti -&gt; Paolo Neri -&gt; Davide Joao Lombardi -&gt; Elena Ana Rossi</w:t>
+            <w:t>Linea di discendenza ricostruita da certificati esteri e italiani allegati al fascicolo. Nel ricorso risultano varianti anagrafiche/pseudonimi: Antonio Costa Souza (alias: Antonio Cost); Carolina Luz Souza (alias: Carolina Souz). Nel ricorso sono dichiarati i seguenti alias/pseudonimi: Carolina Souzo.</w:t>
           </w:r>
         </w:sdtContent>
       </w:sdt>
@@ -1419,7 +1419,7 @@
               <w:rStyle w:val="PlaceholderText"/>
               <w:lang w:val="en-US"/>
             </w:rPr>
-            <w:t/>
+            <w:t>2.1. Il terzo intervenuto ha rivendicato di essere discendente dallo stesso avo.</w:t>
           </w:r>
         </w:p>
       </w:sdtContent>
@@ -2803,7 +2803,7 @@
               <w:rStyle w:val="PlaceholderText"/>
               <w:lang w:val="en-US"/>
             </w:rPr>
-            <w:t>Di contro, il Ministero dell'Interno si è limitato a evocare l'accertamento di eventuali fattispecie estintive del diritto, senza nemmeno allegarle (né aver provato una richiesta di informazioni all'Autorità Consolare).</w:t>
+            <w:t>Di contro, il Ministero dell'Interno non si è costituito.</w:t>
           </w:r>
         </w:p>
       </w:sdtContent>
@@ -2941,7 +2941,7 @@
               <w:rFonts w:ascii="Garamond" w:hAnsi="Garamond"/>
               <w:bCs/>
             </w:rPr>
-            <w:t/>
+            <w:t>4.1. La domanda del terzo intervenuto è inammissibile. L'art. 105 co. 1 c.p.c., infatti, consente l'intervento volontario «in un processo tra altre persone per far valere, in confronto di tutte le parti o di alcune di esse, un diritto relativo all'oggetto o dipendente dal titolo dedotto nel processo medesimo». Nel caso concreto, invece, il terzo ha chiesto di accertare un autonomo diritto allo status di cittadino, non connesso oggettivamente né dipendente da quello dei ricorrenti (cui è accomunato soltanto dall'avo).</w:t>
           </w:r>
           <w:proofErr w:type="spellStart"/>
           <w:proofErr w:type="spellEnd"/>
@@ -3145,7 +3145,7 @@
               <w:rFonts w:ascii="Garamond" w:hAnsi="Garamond"/>
               <w:bCs/>
             </w:rPr>
-            <w:t/>
+            <w:t>Questo vale anche nei confronti delle parti le cui domande sono state dichiarate inammissibili o improcedibili (viste la serialità della questione per l'Avvocatura dello Stato e la natura prettamente formale della sua costituzione).</w:t>
           </w:r>
         </w:p>
       </w:sdtContent>
@@ -3247,7 +3247,7 @@
               <w:rStyle w:val="PlaceholderText"/>
               <w:lang w:val="en-US"/>
             </w:rPr>
-            <w:t>Elena Ana Rossi, nata a Belo Horizonte il 29-03-1972</w:t>
+            <w:t>Mateus Mendes-Souza, nato/a a Santos il 21-02-1966</w:t>
           </w:r>
         </w:p>
       </w:sdtContent>
@@ -3294,7 +3294,7 @@
             <w:rPr>
               <w:rStyle w:val="PlaceholderText"/>
             </w:rPr>
-            <w:t>è cittadina italiana</w:t>
+            <w:t>è cittadino italiano</w:t>
           </w:r>
         </w:sdtContent>
       </w:sdt>
@@ -3361,7 +3361,7 @@
               <w:rStyle w:val="PlaceholderText"/>
               <w:lang w:val="en-US"/>
             </w:rPr>
-            <w:t/>
+            <w:t>dichiara inammissibile la domanda presentata da Renata Araujo, Pedro Lima;</w:t>
           </w:r>
         </w:p>
       </w:sdtContent>
